--- a/docs/farsun.docx
+++ b/docs/farsun.docx
@@ -50,7 +50,7 @@
         <w:pStyle w:val="FirstParagraph"/>
       </w:pPr>
       <w:r>
-        <w:t xml:space="preserve">The International Sunspot Number (ISN) still carries scale jumps such as the 1947</w:t>
+        <w:t xml:space="preserve">The Sunspot Number (SN, formerly the International Sunspot Number) still carries scale jumps such as the 1947</w:t>
       </w:r>
       <w:r>
         <w:t xml:space="preserve"> </w:t>
@@ -180,7 +180,7 @@
         <w:t xml:space="preserve"> </w:t>
       </w:r>
       <w:r>
-        <w:t xml:space="preserve">has been digitised with detailed metadata finished for 1945–1950 and observer scaling analyses underway. Dense, spotless-day rich material—</w:t>
+        <w:t xml:space="preserve">has been digitised with detailed metadata finished for 1945–1959 and observer scaling analyses underway. Dense, spotless-day rich material—</w:t>
       </w:r>
       <w:hyperlink r:id="rId22">
         <w:r>
@@ -225,7 +225,7 @@
         <w:t xml:space="preserve"> </w:t>
       </w:r>
       <w:r>
-        <w:t xml:space="preserve">are being normalised so weather notes align with group counts. Next milestones include expanding uncertainty dashboards, citizen-science transcription workflows, exposing the consolidated database through VO services, and using the harmonised record as the foundation for ISN V3 and long-term solar activity studies.</w:t>
+        <w:t xml:space="preserve">are being normalised so weather notes align with group counts. Next milestones include expanding uncertainty dashboards, citizen-science transcription workflows, exposing the consolidated database through VO services, and using the harmonised record as the foundation for SN V3 and long-term solar activity studies.</w:t>
       </w:r>
     </w:p>
     <w:tbl>
@@ -394,7 +394,7 @@
               <w:pStyle w:val="Compact"/>
             </w:pPr>
             <w:r>
-              <w:t xml:space="preserve">100 % of &gt;2 000 tables digitised; detailed metadata completed for 1945–1950; observer scaling (k-factors) and QC dashboards active.</w:t>
+              <w:t xml:space="preserve">100 % of &gt;2 000 tables digitised; detailed metadata completed for 1945–1959; observer scaling (k-factors) and QC dashboards active.</w:t>
             </w:r>
           </w:p>
         </w:tc>
@@ -527,7 +527,7 @@
               <w:pStyle w:val="Compact"/>
             </w:pPr>
             <w:r>
-              <w:t xml:space="preserve">Dense coverage of low-activity years with explicit spotless days for ISN V3 baseline work.</w:t>
+              <w:t xml:space="preserve">Dense coverage of low-activity years with explicit spotless days for SN V3 baseline work.</w:t>
             </w:r>
           </w:p>
         </w:tc>

--- a/docs/farsun.docx
+++ b/docs/farsun.docx
@@ -50,7 +50,13 @@
         <w:pStyle w:val="FirstParagraph"/>
       </w:pPr>
       <w:r>
-        <w:t xml:space="preserve">The Sunspot Number (SN, formerly the International Sunspot Number) still carries scale jumps such as the 1947</w:t>
+        <w:t xml:space="preserve">The Sunspot Number (S</w:t>
+      </w:r>
+      <w:r>
+        <w:t xml:space="preserve">N</w:t>
+      </w:r>
+      <w:r>
+        <w:t xml:space="preserve">, formerly the International Sunspot Number) still carries scale jumps such as the 1947</w:t>
       </w:r>
       <w:r>
         <w:t xml:space="preserve"> </w:t>
@@ -225,7 +231,16 @@
         <w:t xml:space="preserve"> </w:t>
       </w:r>
       <w:r>
-        <w:t xml:space="preserve">are being normalised so weather notes align with group counts. Next milestones include expanding uncertainty dashboards, citizen-science transcription workflows, exposing the consolidated database through VO services, and using the harmonised record as the foundation for SN V3 and long-term solar activity studies.</w:t>
+        <w:t xml:space="preserve">are being normalised so weather notes align with group counts. Next milestones include expanding uncertainty dashboards, citizen-science transcription workflows, exposing the consolidated database through VO services, and using the harmonised record as the foundation for S</w:t>
+      </w:r>
+      <w:r>
+        <w:t xml:space="preserve">N</w:t>
+      </w:r>
+      <w:r>
+        <w:t xml:space="preserve"> </w:t>
+      </w:r>
+      <w:r>
+        <w:t xml:space="preserve">V3 and long-term solar activity studies.</w:t>
       </w:r>
     </w:p>
     <w:tbl>
@@ -527,7 +542,16 @@
               <w:pStyle w:val="Compact"/>
             </w:pPr>
             <w:r>
-              <w:t xml:space="preserve">Dense coverage of low-activity years with explicit spotless days for SN V3 baseline work.</w:t>
+              <w:t xml:space="preserve">Dense coverage of low-activity years with explicit spotless days for S</w:t>
+            </w:r>
+            <w:r>
+              <w:t xml:space="preserve">N</w:t>
+            </w:r>
+            <w:r>
+              <w:t xml:space="preserve"> </w:t>
+            </w:r>
+            <w:r>
+              <w:t xml:space="preserve">V3 baseline work.</w:t>
             </w:r>
           </w:p>
         </w:tc>
